--- a/public/descargas/formato-referencia-bibliografica.docx
+++ b/public/descargas/formato-referencia-bibliografica.docx
@@ -4,190 +4,787 @@
   <w:body>
     <w:p>
       <w:pPr>
-        <w:pStyle w:val="Title"/>
+        <w:spacing w:before="0" w:after="20"/>
       </w:pPr>
       <w:r>
-        <w:t>Cómo citar casos, datos y recursos</w:t>
+        <w:rPr>
+          <w:rFonts w:ascii="Calibri" w:hAnsi="Calibri"/>
+          <w:b/>
+          <w:color w:val="4F6F52"/>
+          <w:spacing w:val="24"/>
+          <w:sz w:val="15"/>
+        </w:rPr>
+        <w:t>REFERENCIAS · ESTILO APA 7</w:t>
       </w:r>
     </w:p>
     <w:p>
       <w:pPr>
-        <w:spacing w:after="280"/>
+        <w:pStyle w:val="Title"/>
+        <w:pBdr>
+          <w:bottom w:val="single" w:sz="8" w:space="2" w:color="4F6F52"/>
+        </w:pBdr>
+        <w:spacing w:before="0" w:after="60"/>
+      </w:pPr>
+      <w:r>
+        <w:t>Formato de referencias bibliográficas (APA 7)</w:t>
+      </w:r>
+    </w:p>
+    <w:p>
+      <w:pPr>
+        <w:spacing w:after="160"/>
       </w:pPr>
       <w:r>
         <w:rPr>
+          <w:rFonts w:ascii="Calibri" w:hAnsi="Calibri"/>
           <w:i/>
-          <w:color w:val="64746E"/>
-          <w:sz w:val="22"/>
+          <w:color w:val="5F6B60"/>
+          <w:sz w:val="18"/>
         </w:rPr>
-        <w:t>Ejemplos prácticos en estilo APA 7 para dar crédito a autores, instituciones y datasets. Adapta el estilo a las normas de tu revista o institución.</w:t>
+        <w:t>Ejemplos para citar artículos, informes técnicos, conjuntos de datos y normas oficiales en casos y publicaciones agronómicas.</w:t>
+      </w:r>
+    </w:p>
+    <w:tbl>
+      <w:tblPr>
+        <w:tblW w:type="auto" w:w="0"/>
+        <w:jc w:val="center"/>
+        <w:tblBorders>
+          <w:top w:val="single" w:sz="4" w:space="0" w:color="C8D2C0"/>
+          <w:left w:val="single" w:sz="4" w:space="0" w:color="C8D2C0"/>
+          <w:bottom w:val="single" w:sz="4" w:space="0" w:color="C8D2C0"/>
+          <w:right w:val="single" w:sz="4" w:space="0" w:color="C8D2C0"/>
+          <w:insideH w:val="single" w:sz="4" w:space="0" w:color="C8D2C0"/>
+          <w:insideV w:val="single" w:sz="4" w:space="0" w:color="C8D2C0"/>
+        </w:tblBorders>
+        <w:tblLayout w:type="fixed"/>
+        <w:tblCellMar>
+          <w:top w:w="30" w:type="dxa"/>
+          <w:bottom w:w="30" w:type="dxa"/>
+          <w:left w:w="80" w:type="dxa"/>
+          <w:right w:w="80" w:type="dxa"/>
+        </w:tblCellMar>
+        <w:tblLook w:firstColumn="1" w:firstRow="1" w:lastColumn="0" w:lastRow="0" w:noHBand="0" w:noVBand="1" w:val="04A0"/>
+      </w:tblPr>
+      <w:tblGrid>
+        <w:gridCol w:w="9411"/>
+      </w:tblGrid>
+      <w:tr>
+        <w:trPr>
+          <w:cantSplit/>
+          <w:trHeight w:val="510" w:hRule="atLeast"/>
+        </w:trPr>
+        <w:tc>
+          <w:tcPr>
+            <w:tcW w:type="dxa" w:w="9411"/>
+            <w:shd w:val="clear" w:color="auto" w:fill="F7F3EA"/>
+            <w:vAlign w:val="top"/>
+          </w:tcPr>
+          <w:p>
+            <w:pPr>
+              <w:spacing w:after="40"/>
+            </w:pPr>
+            <w:r>
+              <w:rPr>
+                <w:rFonts w:ascii="Calibri" w:hAnsi="Calibri"/>
+                <w:b/>
+                <w:color w:val="1F3D2B"/>
+                <w:spacing w:val="16"/>
+                <w:sz w:val="15"/>
+              </w:rPr>
+              <w:t>ANTES DE COPIAR UN EJEMPLO</w:t>
+            </w:r>
+          </w:p>
+          <w:p>
+            <w:pPr>
+              <w:spacing w:after="20" w:line="247" w:lineRule="auto"/>
+            </w:pPr>
+            <w:r>
+              <w:rPr>
+                <w:rFonts w:ascii="Calibri" w:hAnsi="Calibri"/>
+                <w:color w:val="1B241E"/>
+                <w:sz w:val="17"/>
+              </w:rPr>
+              <w:t>Los ejemplos son ilustrativos: sustituye autores, años, títulos y DOI por los datos reales de la fuente que consultaste. Si el documento no tiene fecha, usa (s. f.) y agrega la fecha de consulta solo cuando el contenido cambie con el tiempo.</w:t>
+            </w:r>
+          </w:p>
+        </w:tc>
+      </w:tr>
+    </w:tbl>
+    <w:p>
+      <w:pPr>
+        <w:pStyle w:val="Heading1"/>
+        <w:spacing w:before="160"/>
+      </w:pPr>
+      <w:r>
+        <w:t>1. Reglas generales</w:t>
+      </w:r>
+    </w:p>
+    <w:p>
+      <w:pPr>
+        <w:pStyle w:val="ListBullet"/>
+        <w:spacing w:after="40" w:line="247" w:lineRule="auto"/>
+      </w:pPr>
+      <w:r>
+        <w:rPr>
+          <w:rFonts w:ascii="Calibri" w:hAnsi="Calibri"/>
+          <w:sz w:val="17"/>
+        </w:rPr>
+        <w:t>Ordena las referencias alfabéticamente por el primer apellido del autor o por el nombre de la institución.</w:t>
+      </w:r>
+    </w:p>
+    <w:p>
+      <w:pPr>
+        <w:pStyle w:val="ListBullet"/>
+        <w:spacing w:after="40" w:line="247" w:lineRule="auto"/>
+      </w:pPr>
+      <w:r>
+        <w:rPr>
+          <w:rFonts w:ascii="Calibri" w:hAnsi="Calibri"/>
+          <w:sz w:val="17"/>
+        </w:rPr>
+        <w:t>Usa sangría francesa de 1.27 cm y doble espacio si la revista o institución lo solicita.</w:t>
+      </w:r>
+    </w:p>
+    <w:p>
+      <w:pPr>
+        <w:pStyle w:val="ListBullet"/>
+        <w:spacing w:after="40" w:line="247" w:lineRule="auto"/>
+      </w:pPr>
+      <w:r>
+        <w:rPr>
+          <w:rFonts w:ascii="Calibri" w:hAnsi="Calibri"/>
+          <w:sz w:val="17"/>
+        </w:rPr>
+        <w:t>Cita autor y año en el texto: (Hernández-Ruiz &amp; López-Bautista, 2023) o Hernández-Ruiz y López-Bautista (2023).</w:t>
+      </w:r>
+    </w:p>
+    <w:p>
+      <w:pPr>
+        <w:pStyle w:val="ListBullet"/>
+        <w:spacing w:after="40" w:line="247" w:lineRule="auto"/>
+      </w:pPr>
+      <w:r>
+        <w:rPr>
+          <w:rFonts w:ascii="Calibri" w:hAnsi="Calibri"/>
+          <w:sz w:val="17"/>
+        </w:rPr>
+        <w:t>Con tres o más autores, usa et al. en la cita del texto desde la primera mención.</w:t>
+      </w:r>
+    </w:p>
+    <w:p>
+      <w:pPr>
+        <w:pStyle w:val="ListBullet"/>
+        <w:spacing w:after="40" w:line="247" w:lineRule="auto"/>
+      </w:pPr>
+      <w:r>
+        <w:rPr>
+          <w:rFonts w:ascii="Calibri" w:hAnsi="Calibri"/>
+          <w:sz w:val="17"/>
+        </w:rPr>
+        <w:t>Incluye DOI como enlace completo (https://doi.org/...) cuando exista; si no, usa la URL estable.</w:t>
+      </w:r>
+    </w:p>
+    <w:p>
+      <w:pPr>
+        <w:pStyle w:val="ListBullet"/>
+        <w:spacing w:after="40" w:line="247" w:lineRule="auto"/>
+      </w:pPr>
+      <w:r>
+        <w:rPr>
+          <w:rFonts w:ascii="Calibri" w:hAnsi="Calibri"/>
+          <w:sz w:val="17"/>
+        </w:rPr>
+        <w:t>No inventes datos faltantes: si desconoces la editorial o el autor, indica lo que la fuente muestra.</w:t>
       </w:r>
     </w:p>
     <w:p>
       <w:pPr>
         <w:pStyle w:val="Heading1"/>
+        <w:spacing w:before="160"/>
       </w:pPr>
       <w:r>
-        <w:t>Por qué citar</w:t>
+        <w:t>2. Artículo científico</w:t>
+      </w:r>
+    </w:p>
+    <w:p>
+      <w:pPr>
+        <w:spacing w:after="60" w:before="0"/>
+      </w:pPr>
+      <w:r>
+        <w:rPr>
+          <w:rFonts w:ascii="Calibri" w:hAnsi="Calibri"/>
+          <w:i/>
+          <w:color w:val="5F6B60"/>
+          <w:sz w:val="16"/>
+        </w:rPr>
+        <w:t>Autor, A. A., &amp; Autor, B. B. (Año). Título del artículo. Nombre de la Revista, volumen(número), páginas. https://doi.org/xxxx</w:t>
       </w:r>
     </w:p>
     <w:p>
       <w:r>
-        <w:t>Citar permite verificar la fuente, reconocer el trabajo de otros y evitar el plagio. En un caso clínico, la cita también ayuda a distinguir tu experiencia de la literatura previa.</w:t>
+        <w:rPr>
+          <w:sz w:val="17"/>
+        </w:rPr>
+        <w:t>Ejemplo: Hernández-Ruiz, J., &amp; López-Bautista, M. (2023). Severidad de la roya del café y su relación con la altitud en la Sierra Norte de Puebla. Revista Fitotecnia Mexicana, 46(2), 145–153. https://doi.org/10.35196/rfm.2023.2.145</w:t>
+      </w:r>
+    </w:p>
+    <w:p>
+      <w:pPr>
+        <w:spacing w:after="60" w:before="0"/>
+      </w:pPr>
+      <w:r>
+        <w:rPr>
+          <w:rFonts w:ascii="Calibri" w:hAnsi="Calibri"/>
+          <w:i/>
+          <w:color w:val="5F6B60"/>
+          <w:sz w:val="16"/>
+        </w:rPr>
+        <w:t>El título del artículo va en minúscula (solo mayúscula inicial y nombres propios); el nombre de la revista conserva sus mayúsculas y va en cursiva en el original.</w:t>
       </w:r>
     </w:p>
     <w:p>
       <w:pPr>
         <w:pStyle w:val="Heading1"/>
+        <w:spacing w:before="160"/>
       </w:pPr>
       <w:r>
-        <w:t>Caso publicado en Diagnóstico Veterinario</w:t>
+        <w:t>3. Informe técnico o folleto</w:t>
+      </w:r>
+    </w:p>
+    <w:p>
+      <w:pPr>
+        <w:spacing w:after="60" w:before="0"/>
+      </w:pPr>
+      <w:r>
+        <w:rPr>
+          <w:rFonts w:ascii="Calibri" w:hAnsi="Calibri"/>
+          <w:i/>
+          <w:color w:val="5F6B60"/>
+          <w:sz w:val="16"/>
+        </w:rPr>
+        <w:t>Institución. (Año). Título del informe (No. de publicación) [Informe técnico]. Editorial o institución. URL</w:t>
       </w:r>
     </w:p>
     <w:p>
       <w:r>
-        <w:t>Autor. (Año). Título del caso. Diagnóstico Veterinario. URL del caso</w:t>
-      </w:r>
-    </w:p>
-    <w:p>
-      <w:r>
-        <w:t>Ejemplo: López, M. F. (2026). Parvovirus canino en cachorro de 4 meses con diarrea hemorrágica. Diagnóstico Veterinario. https://portal.mx/casos/parvovirus-canino</w:t>
+        <w:rPr>
+          <w:sz w:val="17"/>
+        </w:rPr>
+        <w:t>Ejemplo: Instituto Nacional de Investigaciones Forestales, Agrícolas y Pecuarias. (2022). Guía técnica para el manejo de la roya del café en Chiapas (Folleto técnico No. 12) [Informe técnico]. INIFAP. https://www.gob.mx/inifap</w:t>
       </w:r>
     </w:p>
     <w:p>
       <w:pPr>
         <w:pStyle w:val="Heading1"/>
+        <w:spacing w:before="160"/>
       </w:pPr>
       <w:r>
-        <w:t>Artículo de revista</w:t>
+        <w:t>4. Conjunto de datos (dataset)</w:t>
+      </w:r>
+    </w:p>
+    <w:p>
+      <w:pPr>
+        <w:spacing w:after="60" w:before="0"/>
+      </w:pPr>
+      <w:r>
+        <w:rPr>
+          <w:rFonts w:ascii="Calibri" w:hAnsi="Calibri"/>
+          <w:i/>
+          <w:color w:val="5F6B60"/>
+          <w:sz w:val="16"/>
+        </w:rPr>
+        <w:t>Autor o institución. (Año). Título del conjunto de datos (Versión) [Conjunto de datos]. Repositorio. https://doi.org/xxxx</w:t>
       </w:r>
     </w:p>
     <w:p>
       <w:r>
-        <w:t>Autor, A. A., Autor, B. B., &amp; Autor, C. C. (Año). Título del artículo. Nombre de la Revista, volumen(número), páginas. https://doi.org/xxxx</w:t>
+        <w:rPr>
+          <w:sz w:val="17"/>
+        </w:rPr>
+        <w:t>Ejemplo: Servicio de Información Agroalimentaria y Pesquera. (2024). Producción agrícola por cultivo, municipio y ciclo (Versión 2024) [Conjunto de datos]. SIAP. https://www.gob.mx/siap</w:t>
       </w:r>
     </w:p>
     <w:p>
+      <w:pPr>
+        <w:spacing w:after="60" w:before="0"/>
+      </w:pPr>
       <w:r>
-        <w:t>Si hay más de 20 autores, incluye los primeros 19, puntos suspensivos y el último autor.</w:t>
+        <w:rPr>
+          <w:rFonts w:ascii="Calibri" w:hAnsi="Calibri"/>
+          <w:i/>
+          <w:color w:val="5F6B60"/>
+          <w:sz w:val="16"/>
+        </w:rPr>
+        <w:t>Si el conjunto de datos tiene DOI, úsalo en lugar de la URL. Indica la versión y la fecha de consulta si los datos se actualizan con frecuencia.</w:t>
       </w:r>
     </w:p>
     <w:p>
       <w:pPr>
         <w:pStyle w:val="Heading1"/>
+        <w:spacing w:before="160"/>
       </w:pPr>
       <w:r>
-        <w:t>Libro o manual</w:t>
+        <w:t>5. Norma Oficial Mexicana</w:t>
+      </w:r>
+    </w:p>
+    <w:p>
+      <w:pPr>
+        <w:spacing w:after="60" w:before="0"/>
+      </w:pPr>
+      <w:r>
+        <w:rPr>
+          <w:rFonts w:ascii="Calibri" w:hAnsi="Calibri"/>
+          <w:i/>
+          <w:color w:val="5F6B60"/>
+          <w:sz w:val="16"/>
+        </w:rPr>
+        <w:t>Dependencia. (Año). Norma Oficial Mexicana NOM-XXX-XXXX, título de la norma. Diario Oficial de la Federación. URL</w:t>
       </w:r>
     </w:p>
     <w:p>
       <w:r>
-        <w:t>Autor, A. A. (Año). Título del libro (edición). Editorial.</w:t>
+        <w:rPr>
+          <w:sz w:val="17"/>
+        </w:rPr>
+        <w:t>Ejemplo: Secretaría de Medio Ambiente y Recursos Naturales. (2002). Norma Oficial Mexicana NOM-021-RECNAT-2000, que establece las especificaciones de fertilidad, salinidad y clasificación de suelos. Estudios, muestreo y análisis. Diario Oficial de la Federación. https://www.dof.gob.mx</w:t>
       </w:r>
     </w:p>
     <w:p>
+      <w:pPr>
+        <w:spacing w:after="60" w:before="0"/>
+      </w:pPr>
       <w:r>
-        <w:t>Para un capítulo: Autor del capítulo. (Año). Título del capítulo. En Editor (Ed.), Título del libro (pp. xx–xx). Editorial.</w:t>
+        <w:rPr>
+          <w:rFonts w:ascii="Calibri" w:hAnsi="Calibri"/>
+          <w:i/>
+          <w:color w:val="5F6B60"/>
+          <w:sz w:val="16"/>
+        </w:rPr>
+        <w:t>Verifica la fecha de publicación en el DOF y la vigencia de la norma; una norma puede ser modificada o abrogada.</w:t>
       </w:r>
     </w:p>
     <w:p>
       <w:pPr>
         <w:pStyle w:val="Heading1"/>
+        <w:spacing w:before="160"/>
       </w:pPr>
       <w:r>
-        <w:t>Página web o manual en línea</w:t>
+        <w:t>6. Caso publicado en AgroDiagnóstico</w:t>
+      </w:r>
+    </w:p>
+    <w:p>
+      <w:pPr>
+        <w:spacing w:after="60" w:before="0"/>
+      </w:pPr>
+      <w:r>
+        <w:rPr>
+          <w:rFonts w:ascii="Calibri" w:hAnsi="Calibri"/>
+          <w:i/>
+          <w:color w:val="5F6B60"/>
+          <w:sz w:val="16"/>
+        </w:rPr>
+        <w:t>Autor. (Año). Título del caso. AgroDiagnóstico. URL del caso</w:t>
       </w:r>
     </w:p>
     <w:p>
       <w:r>
-        <w:t>Organización. (Año, día de mes). Título de la página. Nombre del sitio. URL</w:t>
+        <w:rPr>
+          <w:sz w:val="17"/>
+        </w:rPr>
+        <w:t>Ejemplo: Ramírez-Ortega, A. (2026). Marchitez y caída de fruto en jitomate bajo malla sombra en Tepeaca, Puebla. AgroDiagnóstico. https://agrodiagnostico.mx/casos/marchitez-jitomate-tepeaca</w:t>
       </w:r>
     </w:p>
     <w:p>
+      <w:pPr>
+        <w:spacing w:after="60" w:before="0"/>
+      </w:pPr>
       <w:r>
-        <w:t>Si no hay fecha, usa (s. f.). Si la página cambia con frecuencia, agrega la fecha de consulta.</w:t>
+        <w:rPr>
+          <w:rFonts w:ascii="Calibri" w:hAnsi="Calibri"/>
+          <w:i/>
+          <w:color w:val="5F6B60"/>
+          <w:sz w:val="16"/>
+        </w:rPr>
+        <w:t>Sustituye el dominio y la ruta por la URL real del caso publicado.</w:t>
       </w:r>
     </w:p>
     <w:p>
       <w:pPr>
         <w:pStyle w:val="Heading1"/>
+        <w:spacing w:before="160"/>
       </w:pPr>
       <w:r>
-        <w:t>Dataset</w:t>
+        <w:t>7. Cómo citar este kit</w:t>
+      </w:r>
+    </w:p>
+    <w:p>
+      <w:pPr>
+        <w:spacing w:after="60" w:before="0"/>
+      </w:pPr>
+      <w:r>
+        <w:rPr>
+          <w:rFonts w:ascii="Calibri" w:hAnsi="Calibri"/>
+          <w:i/>
+          <w:color w:val="5F6B60"/>
+          <w:sz w:val="16"/>
+        </w:rPr>
+        <w:t>AgroDiagnóstico. (2026). Kit de recursos para ingenieros agrónomos [Plantillas y guías descargables]. URL del kit</w:t>
       </w:r>
     </w:p>
     <w:p>
       <w:r>
-        <w:t>Autor o institución. (Año). Título del dataset (Versión) [Conjunto de datos]. Repositorio. https://doi.org/xxxx</w:t>
-      </w:r>
-    </w:p>
-    <w:p>
-      <w:r>
-        <w:t>Ejemplo: SAVSNET. (2024). PetEVAL [Conjunto de datos]. Hugging Face. https://huggingface.co/datasets/SAVSNET/PetEVAL</w:t>
+        <w:rPr>
+          <w:sz w:val="17"/>
+        </w:rPr>
+        <w:t>Ejemplo: AgroDiagnóstico. (2026). Kit de recursos para ingenieros agrónomos [Plantillas y guías descargables]. https://agrodiagnostico.mx/recursos/kit</w:t>
       </w:r>
     </w:p>
     <w:p>
       <w:pPr>
         <w:pStyle w:val="Heading1"/>
+        <w:spacing w:before="160"/>
       </w:pPr>
       <w:r>
-        <w:t>Software o repositorio de código</w:t>
-      </w:r>
-    </w:p>
-    <w:p>
-      <w:r>
-        <w:t>Autor o institución. (Año). Título del proyecto (Versión) [Software]. GitHub. URL</w:t>
-      </w:r>
-    </w:p>
-    <w:p>
-      <w:r>
-        <w:t>Si citas un archivo o documentación específica, agrega el nombre del archivo y la fecha de consulta.</w:t>
-      </w:r>
-    </w:p>
-    <w:p>
-      <w:pPr>
-        <w:pStyle w:val="Heading1"/>
-      </w:pPr>
-      <w:r>
-        <w:t>Cómo citar este kit</w:t>
-      </w:r>
-    </w:p>
-    <w:p>
-      <w:r>
-        <w:t>Diagnóstico Veterinario. (2026). Kit de recursos para veterinarios [Plantillas]. https://tu-dominio.mx/recursos/kit</w:t>
-      </w:r>
-    </w:p>
-    <w:p>
-      <w:pPr>
-        <w:pStyle w:val="Heading1"/>
-      </w:pPr>
-      <w:r>
-        <w:t>Checklist antes de entregar</w:t>
+        <w:t>8. Citas en el texto</w:t>
       </w:r>
     </w:p>
     <w:tbl>
       <w:tblPr>
-        <w:tblStyle w:val="TableGrid"/>
         <w:tblW w:type="auto" w:w="0"/>
+        <w:jc w:val="center"/>
+        <w:tblBorders>
+          <w:top w:val="single" w:sz="4" w:space="0" w:color="C8D2C0"/>
+          <w:left w:val="single" w:sz="4" w:space="0" w:color="C8D2C0"/>
+          <w:bottom w:val="single" w:sz="4" w:space="0" w:color="C8D2C0"/>
+          <w:right w:val="single" w:sz="4" w:space="0" w:color="C8D2C0"/>
+          <w:insideH w:val="single" w:sz="4" w:space="0" w:color="C8D2C0"/>
+          <w:insideV w:val="single" w:sz="4" w:space="0" w:color="C8D2C0"/>
+        </w:tblBorders>
+        <w:tblLayout w:type="fixed"/>
+        <w:tblCellMar>
+          <w:top w:w="30" w:type="dxa"/>
+          <w:bottom w:w="30" w:type="dxa"/>
+          <w:left w:w="80" w:type="dxa"/>
+          <w:right w:w="80" w:type="dxa"/>
+        </w:tblCellMar>
         <w:tblLook w:firstColumn="1" w:firstRow="1" w:lastColumn="0" w:lastRow="0" w:noHBand="0" w:noVBand="1" w:val="04A0"/>
       </w:tblPr>
       <w:tblGrid>
-        <w:gridCol w:w="4873"/>
-        <w:gridCol w:w="4873"/>
+        <w:gridCol w:w="2551"/>
+        <w:gridCol w:w="6860"/>
       </w:tblGrid>
       <w:tr>
+        <w:trPr>
+          <w:cantSplit/>
+          <w:trHeight w:val="312" w:hRule="atLeast"/>
+        </w:trPr>
         <w:tc>
           <w:tcPr>
-            <w:tcW w:type="dxa" w:w="567"/>
+            <w:tcW w:type="dxa" w:w="2551"/>
+            <w:vAlign w:val="center"/>
+            <w:shd w:val="clear" w:color="auto" w:fill="E8EDE4"/>
           </w:tcPr>
           <w:p>
             <w:pPr>
-              <w:spacing w:after="40" w:before="40"/>
+              <w:spacing w:before="20" w:after="20" w:line="240" w:lineRule="auto"/>
             </w:pPr>
             <w:r/>
             <w:r>
               <w:rPr>
+                <w:rFonts w:ascii="Calibri" w:hAnsi="Calibri"/>
                 <w:b/>
+                <w:i w:val="0"/>
+                <w:color w:val="1F3D2B"/>
+                <w:sz w:val="17"/>
+              </w:rPr>
+              <w:t>Un autor</w:t>
+            </w:r>
+          </w:p>
+        </w:tc>
+        <w:tc>
+          <w:tcPr>
+            <w:tcW w:type="dxa" w:w="6860"/>
+            <w:vAlign w:val="center"/>
+          </w:tcPr>
+          <w:p>
+            <w:pPr>
+              <w:spacing w:before="20" w:after="20" w:line="240" w:lineRule="auto"/>
+            </w:pPr>
+            <w:r/>
+            <w:r>
+              <w:rPr>
+                <w:rFonts w:ascii="Calibri" w:hAnsi="Calibri"/>
+                <w:b w:val="0"/>
+                <w:i w:val="0"/>
+                <w:color w:val="1B241E"/>
+                <w:sz w:val="18"/>
+              </w:rPr>
+              <w:t>(García, 2021) o García (2021)</w:t>
+            </w:r>
+          </w:p>
+        </w:tc>
+      </w:tr>
+      <w:tr>
+        <w:trPr>
+          <w:cantSplit/>
+          <w:trHeight w:val="312" w:hRule="atLeast"/>
+        </w:trPr>
+        <w:tc>
+          <w:tcPr>
+            <w:tcW w:type="dxa" w:w="2551"/>
+            <w:vAlign w:val="center"/>
+            <w:shd w:val="clear" w:color="auto" w:fill="E8EDE4"/>
+          </w:tcPr>
+          <w:p>
+            <w:pPr>
+              <w:spacing w:before="20" w:after="20" w:line="240" w:lineRule="auto"/>
+            </w:pPr>
+            <w:r/>
+            <w:r>
+              <w:rPr>
+                <w:rFonts w:ascii="Calibri" w:hAnsi="Calibri"/>
+                <w:b/>
+                <w:i w:val="0"/>
+                <w:color w:val="1F3D2B"/>
+                <w:sz w:val="17"/>
+              </w:rPr>
+              <w:t>Dos autores</w:t>
+            </w:r>
+          </w:p>
+        </w:tc>
+        <w:tc>
+          <w:tcPr>
+            <w:tcW w:type="dxa" w:w="6860"/>
+            <w:vAlign w:val="center"/>
+          </w:tcPr>
+          <w:p>
+            <w:pPr>
+              <w:spacing w:before="20" w:after="20" w:line="240" w:lineRule="auto"/>
+            </w:pPr>
+            <w:r/>
+            <w:r>
+              <w:rPr>
+                <w:rFonts w:ascii="Calibri" w:hAnsi="Calibri"/>
+                <w:b w:val="0"/>
+                <w:i w:val="0"/>
+                <w:color w:val="1B241E"/>
+                <w:sz w:val="18"/>
+              </w:rPr>
+              <w:t>(García &amp; Pérez, 2021)</w:t>
+            </w:r>
+          </w:p>
+        </w:tc>
+      </w:tr>
+      <w:tr>
+        <w:trPr>
+          <w:cantSplit/>
+          <w:trHeight w:val="312" w:hRule="atLeast"/>
+        </w:trPr>
+        <w:tc>
+          <w:tcPr>
+            <w:tcW w:type="dxa" w:w="2551"/>
+            <w:vAlign w:val="center"/>
+            <w:shd w:val="clear" w:color="auto" w:fill="E8EDE4"/>
+          </w:tcPr>
+          <w:p>
+            <w:pPr>
+              <w:spacing w:before="20" w:after="20" w:line="240" w:lineRule="auto"/>
+            </w:pPr>
+            <w:r/>
+            <w:r>
+              <w:rPr>
+                <w:rFonts w:ascii="Calibri" w:hAnsi="Calibri"/>
+                <w:b/>
+                <w:i w:val="0"/>
+                <w:color w:val="1F3D2B"/>
+                <w:sz w:val="17"/>
+              </w:rPr>
+              <w:t>Tres o más autores</w:t>
+            </w:r>
+          </w:p>
+        </w:tc>
+        <w:tc>
+          <w:tcPr>
+            <w:tcW w:type="dxa" w:w="6860"/>
+            <w:vAlign w:val="center"/>
+          </w:tcPr>
+          <w:p>
+            <w:pPr>
+              <w:spacing w:before="20" w:after="20" w:line="240" w:lineRule="auto"/>
+            </w:pPr>
+            <w:r/>
+            <w:r>
+              <w:rPr>
+                <w:rFonts w:ascii="Calibri" w:hAnsi="Calibri"/>
+                <w:b w:val="0"/>
+                <w:i w:val="0"/>
+                <w:color w:val="1B241E"/>
+                <w:sz w:val="18"/>
+              </w:rPr>
+              <w:t>(García et al., 2021)</w:t>
+            </w:r>
+          </w:p>
+        </w:tc>
+      </w:tr>
+      <w:tr>
+        <w:trPr>
+          <w:cantSplit/>
+          <w:trHeight w:val="312" w:hRule="atLeast"/>
+        </w:trPr>
+        <w:tc>
+          <w:tcPr>
+            <w:tcW w:type="dxa" w:w="2551"/>
+            <w:vAlign w:val="center"/>
+            <w:shd w:val="clear" w:color="auto" w:fill="E8EDE4"/>
+          </w:tcPr>
+          <w:p>
+            <w:pPr>
+              <w:spacing w:before="20" w:after="20" w:line="240" w:lineRule="auto"/>
+            </w:pPr>
+            <w:r/>
+            <w:r>
+              <w:rPr>
+                <w:rFonts w:ascii="Calibri" w:hAnsi="Calibri"/>
+                <w:b/>
+                <w:i w:val="0"/>
+                <w:color w:val="1F3D2B"/>
+                <w:sz w:val="17"/>
+              </w:rPr>
+              <w:t>Institución</w:t>
+            </w:r>
+          </w:p>
+        </w:tc>
+        <w:tc>
+          <w:tcPr>
+            <w:tcW w:type="dxa" w:w="6860"/>
+            <w:vAlign w:val="center"/>
+          </w:tcPr>
+          <w:p>
+            <w:pPr>
+              <w:spacing w:before="20" w:after="20" w:line="240" w:lineRule="auto"/>
+            </w:pPr>
+            <w:r/>
+            <w:r>
+              <w:rPr>
+                <w:rFonts w:ascii="Calibri" w:hAnsi="Calibri"/>
+                <w:b w:val="0"/>
+                <w:i w:val="0"/>
+                <w:color w:val="1B241E"/>
+                <w:sz w:val="18"/>
+              </w:rPr>
+              <w:t>(SIAP, 2024)</w:t>
+            </w:r>
+          </w:p>
+        </w:tc>
+      </w:tr>
+      <w:tr>
+        <w:trPr>
+          <w:cantSplit/>
+          <w:trHeight w:val="312" w:hRule="atLeast"/>
+        </w:trPr>
+        <w:tc>
+          <w:tcPr>
+            <w:tcW w:type="dxa" w:w="2551"/>
+            <w:vAlign w:val="center"/>
+            <w:shd w:val="clear" w:color="auto" w:fill="E8EDE4"/>
+          </w:tcPr>
+          <w:p>
+            <w:pPr>
+              <w:spacing w:before="20" w:after="20" w:line="240" w:lineRule="auto"/>
+            </w:pPr>
+            <w:r/>
+            <w:r>
+              <w:rPr>
+                <w:rFonts w:ascii="Calibri" w:hAnsi="Calibri"/>
+                <w:b/>
+                <w:i w:val="0"/>
+                <w:color w:val="1F3D2B"/>
+                <w:sz w:val="17"/>
+              </w:rPr>
+              <w:t>Cita textual</w:t>
+            </w:r>
+          </w:p>
+        </w:tc>
+        <w:tc>
+          <w:tcPr>
+            <w:tcW w:type="dxa" w:w="6860"/>
+            <w:vAlign w:val="center"/>
+          </w:tcPr>
+          <w:p>
+            <w:pPr>
+              <w:spacing w:before="20" w:after="20" w:line="240" w:lineRule="auto"/>
+            </w:pPr>
+            <w:r/>
+            <w:r>
+              <w:rPr>
+                <w:rFonts w:ascii="Calibri" w:hAnsi="Calibri"/>
+                <w:b w:val="0"/>
+                <w:i w:val="0"/>
+                <w:color w:val="1B241E"/>
+                <w:sz w:val="18"/>
+              </w:rPr>
+              <w:t>(García, 2021, p. 45)</w:t>
+            </w:r>
+          </w:p>
+        </w:tc>
+      </w:tr>
+    </w:tbl>
+    <w:p>
+      <w:pPr>
+        <w:pStyle w:val="Heading1"/>
+        <w:spacing w:before="160"/>
+      </w:pPr>
+      <w:r>
+        <w:t>9. Checklist antes de entregar</w:t>
+      </w:r>
+    </w:p>
+    <w:tbl>
+      <w:tblPr>
+        <w:tblW w:type="auto" w:w="0"/>
+        <w:jc w:val="center"/>
+        <w:tblBorders>
+          <w:top w:val="single" w:sz="4" w:space="0" w:color="C8D2C0"/>
+          <w:left w:val="single" w:sz="4" w:space="0" w:color="C8D2C0"/>
+          <w:bottom w:val="single" w:sz="4" w:space="0" w:color="C8D2C0"/>
+          <w:right w:val="single" w:sz="4" w:space="0" w:color="C8D2C0"/>
+          <w:insideH w:val="single" w:sz="4" w:space="0" w:color="C8D2C0"/>
+          <w:insideV w:val="single" w:sz="4" w:space="0" w:color="C8D2C0"/>
+        </w:tblBorders>
+        <w:tblLayout w:type="fixed"/>
+        <w:tblCellMar>
+          <w:top w:w="30" w:type="dxa"/>
+          <w:bottom w:w="30" w:type="dxa"/>
+          <w:left w:w="80" w:type="dxa"/>
+          <w:right w:w="80" w:type="dxa"/>
+        </w:tblCellMar>
+        <w:tblLook w:firstColumn="1" w:firstRow="1" w:lastColumn="0" w:lastRow="0" w:noHBand="0" w:noVBand="1" w:val="04A0"/>
+      </w:tblPr>
+      <w:tblGrid>
+        <w:gridCol w:w="482"/>
+        <w:gridCol w:w="8929"/>
+      </w:tblGrid>
+      <w:tr>
+        <w:trPr>
+          <w:cantSplit/>
+          <w:trHeight w:val="283" w:hRule="atLeast"/>
+        </w:trPr>
+        <w:tc>
+          <w:tcPr>
+            <w:tcW w:type="dxa" w:w="482"/>
+            <w:vAlign w:val="center"/>
+          </w:tcPr>
+          <w:p>
+            <w:pPr>
+              <w:spacing w:before="20" w:after="20" w:line="240" w:lineRule="auto"/>
+              <w:jc w:val="center"/>
+            </w:pPr>
+            <w:r/>
+            <w:r>
+              <w:rPr>
+                <w:rFonts w:ascii="Calibri" w:hAnsi="Calibri"/>
+                <w:b/>
+                <w:i w:val="0"/>
+                <w:color w:val="1F3D2B"/>
+                <w:sz w:val="22"/>
               </w:rPr>
               <w:t>☐</w:t>
             </w:r>
@@ -195,35 +792,49 @@
         </w:tc>
         <w:tc>
           <w:tcPr>
-            <w:tcW w:type="dxa" w:w="4873"/>
+            <w:tcW w:type="dxa" w:w="8929"/>
+            <w:vAlign w:val="center"/>
           </w:tcPr>
           <w:p>
             <w:pPr>
-              <w:spacing w:after="40" w:before="40"/>
+              <w:spacing w:before="20" w:after="20" w:line="240" w:lineRule="auto"/>
             </w:pPr>
             <w:r/>
             <w:r>
               <w:rPr>
+                <w:rFonts w:ascii="Calibri" w:hAnsi="Calibri"/>
                 <w:b w:val="0"/>
+                <w:i w:val="0"/>
+                <w:sz w:val="17"/>
               </w:rPr>
-              <w:t>Cada afirmación tomada de otra fuente tiene una cita.</w:t>
+              <w:t>Cada afirmación tomada de otra fuente tiene una cita en el texto.</w:t>
             </w:r>
           </w:p>
         </w:tc>
       </w:tr>
       <w:tr>
+        <w:trPr>
+          <w:cantSplit/>
+          <w:trHeight w:val="283" w:hRule="atLeast"/>
+        </w:trPr>
         <w:tc>
           <w:tcPr>
-            <w:tcW w:type="dxa" w:w="567"/>
+            <w:tcW w:type="dxa" w:w="482"/>
+            <w:vAlign w:val="center"/>
           </w:tcPr>
           <w:p>
             <w:pPr>
-              <w:spacing w:after="40" w:before="40"/>
+              <w:spacing w:before="20" w:after="20" w:line="240" w:lineRule="auto"/>
+              <w:jc w:val="center"/>
             </w:pPr>
             <w:r/>
             <w:r>
               <w:rPr>
+                <w:rFonts w:ascii="Calibri" w:hAnsi="Calibri"/>
                 <w:b/>
+                <w:i w:val="0"/>
+                <w:color w:val="1F3D2B"/>
+                <w:sz w:val="22"/>
               </w:rPr>
               <w:t>☐</w:t>
             </w:r>
@@ -231,35 +842,49 @@
         </w:tc>
         <w:tc>
           <w:tcPr>
-            <w:tcW w:type="dxa" w:w="4873"/>
+            <w:tcW w:type="dxa" w:w="8929"/>
+            <w:vAlign w:val="center"/>
           </w:tcPr>
           <w:p>
             <w:pPr>
-              <w:spacing w:after="40" w:before="40"/>
+              <w:spacing w:before="20" w:after="20" w:line="240" w:lineRule="auto"/>
             </w:pPr>
             <w:r/>
             <w:r>
               <w:rPr>
+                <w:rFonts w:ascii="Calibri" w:hAnsi="Calibri"/>
                 <w:b w:val="0"/>
+                <w:i w:val="0"/>
+                <w:sz w:val="17"/>
               </w:rPr>
-              <w:t>Las citas del texto coinciden con la lista de referencias.</w:t>
+              <w:t>Las citas del texto coinciden con la lista de referencias y viceversa.</w:t>
             </w:r>
           </w:p>
         </w:tc>
       </w:tr>
       <w:tr>
+        <w:trPr>
+          <w:cantSplit/>
+          <w:trHeight w:val="283" w:hRule="atLeast"/>
+        </w:trPr>
         <w:tc>
           <w:tcPr>
-            <w:tcW w:type="dxa" w:w="567"/>
+            <w:tcW w:type="dxa" w:w="482"/>
+            <w:vAlign w:val="center"/>
           </w:tcPr>
           <w:p>
             <w:pPr>
-              <w:spacing w:after="40" w:before="40"/>
+              <w:spacing w:before="20" w:after="20" w:line="240" w:lineRule="auto"/>
+              <w:jc w:val="center"/>
             </w:pPr>
             <w:r/>
             <w:r>
               <w:rPr>
+                <w:rFonts w:ascii="Calibri" w:hAnsi="Calibri"/>
                 <w:b/>
+                <w:i w:val="0"/>
+                <w:color w:val="1F3D2B"/>
+                <w:sz w:val="22"/>
               </w:rPr>
               <w:t>☐</w:t>
             </w:r>
@@ -267,35 +892,49 @@
         </w:tc>
         <w:tc>
           <w:tcPr>
-            <w:tcW w:type="dxa" w:w="4873"/>
+            <w:tcW w:type="dxa" w:w="8929"/>
+            <w:vAlign w:val="center"/>
           </w:tcPr>
           <w:p>
             <w:pPr>
-              <w:spacing w:after="40" w:before="40"/>
+              <w:spacing w:before="20" w:after="20" w:line="240" w:lineRule="auto"/>
             </w:pPr>
             <w:r/>
             <w:r>
               <w:rPr>
+                <w:rFonts w:ascii="Calibri" w:hAnsi="Calibri"/>
                 <w:b w:val="0"/>
+                <w:i w:val="0"/>
+                <w:sz w:val="17"/>
               </w:rPr>
-              <w:t>Incluí DOI o URL cuando está disponible.</w:t>
+              <w:t>Incluí DOI o URL estable cuando está disponible.</w:t>
             </w:r>
           </w:p>
         </w:tc>
       </w:tr>
       <w:tr>
+        <w:trPr>
+          <w:cantSplit/>
+          <w:trHeight w:val="283" w:hRule="atLeast"/>
+        </w:trPr>
         <w:tc>
           <w:tcPr>
-            <w:tcW w:type="dxa" w:w="567"/>
+            <w:tcW w:type="dxa" w:w="482"/>
+            <w:vAlign w:val="center"/>
           </w:tcPr>
           <w:p>
             <w:pPr>
-              <w:spacing w:after="40" w:before="40"/>
+              <w:spacing w:before="20" w:after="20" w:line="240" w:lineRule="auto"/>
+              <w:jc w:val="center"/>
             </w:pPr>
             <w:r/>
             <w:r>
               <w:rPr>
+                <w:rFonts w:ascii="Calibri" w:hAnsi="Calibri"/>
                 <w:b/>
+                <w:i w:val="0"/>
+                <w:color w:val="1F3D2B"/>
+                <w:sz w:val="22"/>
               </w:rPr>
               <w:t>☐</w:t>
             </w:r>
@@ -303,35 +942,49 @@
         </w:tc>
         <w:tc>
           <w:tcPr>
-            <w:tcW w:type="dxa" w:w="4873"/>
+            <w:tcW w:type="dxa" w:w="8929"/>
+            <w:vAlign w:val="center"/>
           </w:tcPr>
           <w:p>
             <w:pPr>
-              <w:spacing w:after="40" w:before="40"/>
+              <w:spacing w:before="20" w:after="20" w:line="240" w:lineRule="auto"/>
             </w:pPr>
             <w:r/>
             <w:r>
               <w:rPr>
+                <w:rFonts w:ascii="Calibri" w:hAnsi="Calibri"/>
                 <w:b w:val="0"/>
+                <w:i w:val="0"/>
+                <w:sz w:val="17"/>
               </w:rPr>
-              <w:t>Verifiqué el estilo solicitado por la revista o institución.</w:t>
+              <w:t>Verifiqué el estilo solicitado por la revista o la institución.</w:t>
             </w:r>
           </w:p>
         </w:tc>
       </w:tr>
       <w:tr>
+        <w:trPr>
+          <w:cantSplit/>
+          <w:trHeight w:val="283" w:hRule="atLeast"/>
+        </w:trPr>
         <w:tc>
           <w:tcPr>
-            <w:tcW w:type="dxa" w:w="567"/>
+            <w:tcW w:type="dxa" w:w="482"/>
+            <w:vAlign w:val="center"/>
           </w:tcPr>
           <w:p>
             <w:pPr>
-              <w:spacing w:after="40" w:before="40"/>
+              <w:spacing w:before="20" w:after="20" w:line="240" w:lineRule="auto"/>
+              <w:jc w:val="center"/>
             </w:pPr>
             <w:r/>
             <w:r>
               <w:rPr>
+                <w:rFonts w:ascii="Calibri" w:hAnsi="Calibri"/>
                 <w:b/>
+                <w:i w:val="0"/>
+                <w:color w:val="1F3D2B"/>
+                <w:sz w:val="22"/>
               </w:rPr>
               <w:t>☐</w:t>
             </w:r>
@@ -339,29 +992,82 @@
         </w:tc>
         <w:tc>
           <w:tcPr>
-            <w:tcW w:type="dxa" w:w="4873"/>
+            <w:tcW w:type="dxa" w:w="8929"/>
+            <w:vAlign w:val="center"/>
           </w:tcPr>
           <w:p>
             <w:pPr>
-              <w:spacing w:after="40" w:before="40"/>
+              <w:spacing w:before="20" w:after="20" w:line="240" w:lineRule="auto"/>
             </w:pPr>
             <w:r/>
             <w:r>
               <w:rPr>
+                <w:rFonts w:ascii="Calibri" w:hAnsi="Calibri"/>
                 <w:b w:val="0"/>
+                <w:i w:val="0"/>
+                <w:sz w:val="17"/>
               </w:rPr>
-              <w:t>No atribuí datos o frases a una fuente que no los contiene.</w:t>
+              <w:t>No atribuí datos, frases o resultados a una fuente que no los contiene.</w:t>
+            </w:r>
+          </w:p>
+        </w:tc>
+      </w:tr>
+      <w:tr>
+        <w:trPr>
+          <w:cantSplit/>
+          <w:trHeight w:val="283" w:hRule="atLeast"/>
+        </w:trPr>
+        <w:tc>
+          <w:tcPr>
+            <w:tcW w:type="dxa" w:w="482"/>
+            <w:vAlign w:val="center"/>
+          </w:tcPr>
+          <w:p>
+            <w:pPr>
+              <w:spacing w:before="20" w:after="20" w:line="240" w:lineRule="auto"/>
+              <w:jc w:val="center"/>
+            </w:pPr>
+            <w:r/>
+            <w:r>
+              <w:rPr>
+                <w:rFonts w:ascii="Calibri" w:hAnsi="Calibri"/>
+                <w:b/>
+                <w:i w:val="0"/>
+                <w:color w:val="1F3D2B"/>
+                <w:sz w:val="22"/>
+              </w:rPr>
+              <w:t>☐</w:t>
+            </w:r>
+          </w:p>
+        </w:tc>
+        <w:tc>
+          <w:tcPr>
+            <w:tcW w:type="dxa" w:w="8929"/>
+            <w:vAlign w:val="center"/>
+          </w:tcPr>
+          <w:p>
+            <w:pPr>
+              <w:spacing w:before="20" w:after="20" w:line="240" w:lineRule="auto"/>
+            </w:pPr>
+            <w:r/>
+            <w:r>
+              <w:rPr>
+                <w:rFonts w:ascii="Calibri" w:hAnsi="Calibri"/>
+                <w:b w:val="0"/>
+                <w:i w:val="0"/>
+                <w:sz w:val="17"/>
+              </w:rPr>
+              <w:t>Revisé que las referencias estén ordenadas alfabéticamente y con sangría francesa.</w:t>
             </w:r>
           </w:p>
         </w:tc>
       </w:tr>
     </w:tbl>
-    <w:p/>
     <w:sectPr>
       <w:headerReference w:type="default" r:id="rId9"/>
       <w:footerReference w:type="default" r:id="rId10"/>
       <w:pgSz w:w="12240" w:h="15840"/>
-      <w:pgMar w:top="1134" w:right="1247" w:bottom="1134" w:left="1247" w:header="720" w:footer="720" w:gutter="0"/>
+      <w:pgMar w:top="1304" w:right="1247" w:bottom="1134" w:left="1247" w:header="567" w:footer="510" w:gutter="0"/>
       <w:cols w:space="720"/>
       <w:docGrid w:linePitch="360"/>
     </w:sectPr>
@@ -378,10 +1084,50 @@
     </w:pPr>
     <w:r>
       <w:rPr>
-        <w:color w:val="64746E"/>
-        <w:sz w:val="16"/>
-      </w:rPr>
-      <w:t>Documento educativo · No sustituye el juicio clínico ni la normativa aplicable.</w:t>
+        <w:rFonts w:ascii="Calibri" w:hAnsi="Calibri"/>
+        <w:color w:val="5F6B60"/>
+        <w:sz w:val="14"/>
+      </w:rPr>
+    </w:r>
+    <w:r>
+      <w:rPr>
+        <w:rFonts w:ascii="Calibri" w:hAnsi="Calibri"/>
+        <w:color w:val="5F6B60"/>
+        <w:sz w:val="14"/>
+      </w:rPr>
+      <w:t xml:space="preserve">Documento de apoyo · No sustituye el juicio profesional ni la normativa aplicable · Página </w:t>
+    </w:r>
+    <w:r>
+      <w:rPr>
+        <w:rFonts w:ascii="Calibri" w:hAnsi="Calibri"/>
+        <w:color w:val="5F6B60"/>
+        <w:sz w:val="14"/>
+      </w:rPr>
+      <w:fldChar w:fldCharType="begin"/>
+      <w:instrText xml:space="preserve"> PAGE </w:instrText>
+      <w:fldChar w:fldCharType="separate"/>
+      <w:t>1</w:t>
+      <w:fldChar w:fldCharType="end"/>
+    </w:r>
+    <w:r>
+      <w:rPr>
+        <w:rFonts w:ascii="Calibri" w:hAnsi="Calibri"/>
+        <w:color w:val="5F6B60"/>
+        <w:sz w:val="14"/>
+      </w:rPr>
+      <w:t xml:space="preserve"> de </w:t>
+    </w:r>
+    <w:r>
+      <w:rPr>
+        <w:rFonts w:ascii="Calibri" w:hAnsi="Calibri"/>
+        <w:color w:val="5F6B60"/>
+        <w:sz w:val="14"/>
+      </w:rPr>
+      <w:fldChar w:fldCharType="begin"/>
+      <w:instrText xml:space="preserve"> NUMPAGES </w:instrText>
+      <w:fldChar w:fldCharType="separate"/>
+      <w:t>1</w:t>
+      <w:fldChar w:fldCharType="end"/>
     </w:r>
   </w:p>
 </w:ftr>
@@ -392,15 +1138,32 @@
   <w:p>
     <w:pPr>
       <w:pStyle w:val="Header"/>
+      <w:pBdr>
+        <w:bottom w:val="single" w:sz="4" w:space="2" w:color="4F6F52"/>
+      </w:pBdr>
+      <w:spacing w:after="0"/>
       <w:jc w:val="right"/>
     </w:pPr>
+    <w:r/>
     <w:r>
       <w:rPr>
-        <w:b/>
-        <w:color w:val="64746E"/>
-        <w:sz w:val="16"/>
-      </w:rPr>
-      <w:t>DIAGNÓSTICO VETERINARIO · KIT PARA VETERINARIOS</w:t>
+        <w:rFonts w:ascii="Calibri" w:hAnsi="Calibri"/>
+        <w:b/>
+        <w:color w:val="1F3D2B"/>
+        <w:spacing w:val="20"/>
+        <w:sz w:val="15"/>
+      </w:rPr>
+      <w:t>AGRODIAGNÓSTICO</w:t>
+    </w:r>
+    <w:r>
+      <w:rPr>
+        <w:rFonts w:ascii="Calibri" w:hAnsi="Calibri"/>
+        <w:b/>
+        <w:color w:val="4F6F52"/>
+        <w:spacing w:val="20"/>
+        <w:sz w:val="15"/>
+      </w:rPr>
+      <w:t xml:space="preserve"> · KIT PARA INGENIEROS AGRÓNOMOS</w:t>
     </w:r>
   </w:p>
 </w:hdr>
@@ -770,12 +1533,12 @@
     <w:qFormat/>
     <w:rsid w:val="00FC693F"/>
     <w:pPr>
-      <w:spacing w:after="120" w:line="276" w:lineRule="auto"/>
+      <w:spacing w:after="80" w:before="0" w:line="254" w:lineRule="auto"/>
     </w:pPr>
     <w:rPr>
       <w:rFonts w:ascii="Calibri" w:hAnsi="Calibri"/>
-      <w:color w:val="12211D"/>
-      <w:sz w:val="22"/>
+      <w:color w:val="1B241E"/>
+      <w:sz w:val="19"/>
     </w:rPr>
   </w:style>
   <w:style w:type="paragraph" w:styleId="Header">
@@ -833,15 +1596,15 @@
     <w:pPr>
       <w:keepNext/>
       <w:keepLines/>
-      <w:spacing w:before="280" w:after="120"/>
+      <w:spacing w:before="180" w:after="40"/>
       <w:outlineLvl w:val="0"/>
     </w:pPr>
     <w:rPr>
-      <w:rFonts w:asciiTheme="majorHAnsi" w:eastAsiaTheme="majorEastAsia" w:hAnsiTheme="majorHAnsi" w:cstheme="majorBidi" w:ascii="Calibri" w:hAnsi="Calibri"/>
+      <w:rFonts w:ascii="Calibri" w:hAnsi="Calibri"/>
       <w:b/>
       <w:bCs/>
-      <w:color w:val="0D5C4D"/>
-      <w:sz w:val="30"/>
+      <w:color w:val="1F3D2B"/>
+      <w:sz w:val="23"/>
       <w:szCs w:val="28"/>
     </w:rPr>
   </w:style>
@@ -857,15 +1620,15 @@
     <w:pPr>
       <w:keepNext/>
       <w:keepLines/>
-      <w:spacing w:before="280" w:after="120"/>
+      <w:spacing w:before="40" w:after="40"/>
       <w:outlineLvl w:val="1"/>
     </w:pPr>
     <w:rPr>
-      <w:rFonts w:asciiTheme="majorHAnsi" w:eastAsiaTheme="majorEastAsia" w:hAnsiTheme="majorHAnsi" w:cstheme="majorBidi" w:ascii="Calibri" w:hAnsi="Calibri"/>
+      <w:rFonts w:ascii="Calibri" w:hAnsi="Calibri"/>
       <w:b/>
       <w:bCs/>
-      <w:color w:val="0D5C4D"/>
-      <w:sz w:val="24"/>
+      <w:color w:val="1F3D2B"/>
+      <w:sz w:val="21"/>
       <w:szCs w:val="26"/>
     </w:rPr>
   </w:style>
@@ -1119,19 +1882,20 @@
     <w:qFormat/>
     <w:rsid w:val="00FC693F"/>
     <w:pPr>
+      <w:keepNext/>
       <w:pBdr>
-        <w:bottom w:val="single" w:sz="8" w:space="4" w:color="4F81BD" w:themeColor="accent1"/>
+        <w:bottom w:val="single" w:sz="8" w:space="4" w:color="4F6F52"/>
       </w:pBdr>
-      <w:spacing w:after="120" w:line="240" w:lineRule="auto" w:before="280"/>
+      <w:spacing w:after="40" w:line="240" w:lineRule="auto" w:before="40"/>
       <w:contextualSpacing/>
     </w:pPr>
     <w:rPr>
-      <w:rFonts w:asciiTheme="majorHAnsi" w:eastAsiaTheme="majorEastAsia" w:hAnsiTheme="majorHAnsi" w:cstheme="majorBidi" w:ascii="Calibri" w:hAnsi="Calibri"/>
+      <w:rFonts w:ascii="Calibri" w:hAnsi="Calibri"/>
       <w:b/>
-      <w:color w:val="0D5C4D"/>
+      <w:color w:val="1F3D2B"/>
       <w:spacing w:val="5"/>
       <w:kern w:val="28"/>
-      <w:sz w:val="48"/>
+      <w:sz w:val="38"/>
       <w:szCs w:val="52"/>
     </w:rPr>
   </w:style>
